--- a/public/files/class-timetable/class-timetable.docx
+++ b/public/files/class-timetable/class-timetable.docx
@@ -4,7 +4,7 @@
   <w:body>
     <w:p>
       <w:pPr>
-        <w:spacing w:after="34" w:before="0" w:line="312" w:lineRule="auto"/>
+        <w:spacing w:after="40" w:before="0" w:line="312" w:lineRule="auto"/>
         <w:jc w:val="center"/>
       </w:pPr>
       <w:r>
@@ -19,7 +19,7 @@
     </w:p>
     <w:p>
       <w:pPr>
-        <w:spacing w:after="85" w:before="0" w:line="312" w:lineRule="auto"/>
+        <w:spacing w:after="100" w:before="0" w:line="312" w:lineRule="auto"/>
         <w:jc w:val="left"/>
         <w:pBdr>
           <w:bottom w:val="single" w:sz="14" w:space="2" w:color="24384F"/>
@@ -51,7 +51,7 @@
       </w:tblGrid>
       <w:tr>
         <w:trPr>
-          <w:trHeight w:val="385" w:hRule="atLeast"/>
+          <w:trHeight w:val="453" w:hRule="atLeast"/>
         </w:trPr>
         <w:tc>
           <w:tcPr>
@@ -221,7 +221,7 @@
       </w:tr>
       <w:tr>
         <w:trPr>
-          <w:trHeight w:val="385" w:hRule="atLeast"/>
+          <w:trHeight w:val="453" w:hRule="atLeast"/>
         </w:trPr>
         <w:tc>
           <w:tcPr>
@@ -392,7 +392,7 @@
     </w:tbl>
     <w:p>
       <w:pPr>
-        <w:spacing w:after="34" w:before="0" w:line="312" w:lineRule="auto"/>
+        <w:spacing w:after="40" w:before="0" w:line="312" w:lineRule="auto"/>
         <w:jc w:val="left"/>
       </w:pPr>
       <w:r>
@@ -405,7 +405,7 @@
     </w:p>
     <w:p>
       <w:pPr>
-        <w:spacing w:after="34" w:before="68" w:line="312" w:lineRule="auto"/>
+        <w:spacing w:after="40" w:before="80" w:line="312" w:lineRule="auto"/>
         <w:jc w:val="left"/>
         <w:pBdr>
           <w:bottom w:val="single" w:sz="6" w:space="2" w:color="C9D2DD"/>
@@ -450,7 +450,7 @@
       </w:tblGrid>
       <w:tr>
         <w:trPr>
-          <w:trHeight w:val="385" w:hRule="atLeast"/>
+          <w:trHeight w:val="453" w:hRule="atLeast"/>
         </w:trPr>
         <w:tc>
           <w:tcPr>
@@ -687,7 +687,7 @@
       </w:tr>
       <w:tr>
         <w:trPr>
-          <w:trHeight w:val="385" w:hRule="atLeast"/>
+          <w:trHeight w:val="453" w:hRule="atLeast"/>
         </w:trPr>
         <w:tc>
           <w:tcPr>
@@ -703,7 +703,7 @@
           <w:p>
             <w:pPr>
               <w:spacing w:after="0" w:line="312" w:lineRule="auto"/>
-              <w:jc w:val="left"/>
+              <w:jc w:val="center"/>
             </w:pPr>
             <w:r/>
             <w:r>
@@ -729,7 +729,7 @@
           <w:p>
             <w:pPr>
               <w:spacing w:after="0" w:line="312" w:lineRule="auto"/>
-              <w:jc w:val="left"/>
+              <w:jc w:val="center"/>
             </w:pPr>
             <w:r/>
             <w:r>
@@ -755,7 +755,7 @@
           <w:p>
             <w:pPr>
               <w:spacing w:after="0" w:line="312" w:lineRule="auto"/>
-              <w:jc w:val="left"/>
+              <w:jc w:val="center"/>
             </w:pPr>
             <w:r/>
             <w:r>
@@ -781,7 +781,7 @@
           <w:p>
             <w:pPr>
               <w:spacing w:after="0" w:line="312" w:lineRule="auto"/>
-              <w:jc w:val="left"/>
+              <w:jc w:val="center"/>
             </w:pPr>
             <w:r/>
             <w:r>
@@ -807,7 +807,7 @@
           <w:p>
             <w:pPr>
               <w:spacing w:after="0" w:line="312" w:lineRule="auto"/>
-              <w:jc w:val="left"/>
+              <w:jc w:val="center"/>
             </w:pPr>
             <w:r/>
             <w:r>
@@ -833,7 +833,7 @@
           <w:p>
             <w:pPr>
               <w:spacing w:after="0" w:line="312" w:lineRule="auto"/>
-              <w:jc w:val="left"/>
+              <w:jc w:val="center"/>
             </w:pPr>
             <w:r/>
             <w:r>
@@ -859,7 +859,7 @@
           <w:p>
             <w:pPr>
               <w:spacing w:after="0" w:line="312" w:lineRule="auto"/>
-              <w:jc w:val="left"/>
+              <w:jc w:val="center"/>
             </w:pPr>
             <w:r/>
             <w:r>
@@ -885,7 +885,7 @@
           <w:p>
             <w:pPr>
               <w:spacing w:after="0" w:line="312" w:lineRule="auto"/>
-              <w:jc w:val="left"/>
+              <w:jc w:val="center"/>
             </w:pPr>
             <w:r/>
             <w:r>
@@ -900,7 +900,7 @@
       </w:tr>
       <w:tr>
         <w:trPr>
-          <w:trHeight w:val="385" w:hRule="atLeast"/>
+          <w:trHeight w:val="453" w:hRule="atLeast"/>
         </w:trPr>
         <w:tc>
           <w:tcPr>
@@ -916,7 +916,7 @@
           <w:p>
             <w:pPr>
               <w:spacing w:after="0" w:line="312" w:lineRule="auto"/>
-              <w:jc w:val="left"/>
+              <w:jc w:val="center"/>
             </w:pPr>
             <w:r/>
             <w:r>
@@ -942,7 +942,7 @@
           <w:p>
             <w:pPr>
               <w:spacing w:after="0" w:line="312" w:lineRule="auto"/>
-              <w:jc w:val="left"/>
+              <w:jc w:val="center"/>
             </w:pPr>
             <w:r/>
             <w:r>
@@ -968,7 +968,7 @@
           <w:p>
             <w:pPr>
               <w:spacing w:after="0" w:line="312" w:lineRule="auto"/>
-              <w:jc w:val="left"/>
+              <w:jc w:val="center"/>
             </w:pPr>
             <w:r/>
             <w:r>
@@ -994,7 +994,7 @@
           <w:p>
             <w:pPr>
               <w:spacing w:after="0" w:line="312" w:lineRule="auto"/>
-              <w:jc w:val="left"/>
+              <w:jc w:val="center"/>
             </w:pPr>
             <w:r/>
             <w:r>
@@ -1020,7 +1020,7 @@
           <w:p>
             <w:pPr>
               <w:spacing w:after="0" w:line="312" w:lineRule="auto"/>
-              <w:jc w:val="left"/>
+              <w:jc w:val="center"/>
             </w:pPr>
             <w:r/>
             <w:r>
@@ -1046,7 +1046,7 @@
           <w:p>
             <w:pPr>
               <w:spacing w:after="0" w:line="312" w:lineRule="auto"/>
-              <w:jc w:val="left"/>
+              <w:jc w:val="center"/>
             </w:pPr>
             <w:r/>
             <w:r>
@@ -1072,7 +1072,7 @@
           <w:p>
             <w:pPr>
               <w:spacing w:after="0" w:line="312" w:lineRule="auto"/>
-              <w:jc w:val="left"/>
+              <w:jc w:val="center"/>
             </w:pPr>
             <w:r/>
             <w:r>
@@ -1098,7 +1098,7 @@
           <w:p>
             <w:pPr>
               <w:spacing w:after="0" w:line="312" w:lineRule="auto"/>
-              <w:jc w:val="left"/>
+              <w:jc w:val="center"/>
             </w:pPr>
             <w:r/>
             <w:r>
@@ -1113,7 +1113,7 @@
       </w:tr>
       <w:tr>
         <w:trPr>
-          <w:trHeight w:val="385" w:hRule="atLeast"/>
+          <w:trHeight w:val="453" w:hRule="atLeast"/>
         </w:trPr>
         <w:tc>
           <w:tcPr>
@@ -1129,7 +1129,7 @@
           <w:p>
             <w:pPr>
               <w:spacing w:after="0" w:line="312" w:lineRule="auto"/>
-              <w:jc w:val="left"/>
+              <w:jc w:val="center"/>
             </w:pPr>
             <w:r/>
             <w:r>
@@ -1155,7 +1155,7 @@
           <w:p>
             <w:pPr>
               <w:spacing w:after="0" w:line="312" w:lineRule="auto"/>
-              <w:jc w:val="left"/>
+              <w:jc w:val="center"/>
             </w:pPr>
             <w:r/>
             <w:r>
@@ -1181,7 +1181,7 @@
           <w:p>
             <w:pPr>
               <w:spacing w:after="0" w:line="312" w:lineRule="auto"/>
-              <w:jc w:val="left"/>
+              <w:jc w:val="center"/>
             </w:pPr>
             <w:r/>
             <w:r>
@@ -1207,7 +1207,7 @@
           <w:p>
             <w:pPr>
               <w:spacing w:after="0" w:line="312" w:lineRule="auto"/>
-              <w:jc w:val="left"/>
+              <w:jc w:val="center"/>
             </w:pPr>
             <w:r/>
             <w:r>
@@ -1233,7 +1233,7 @@
           <w:p>
             <w:pPr>
               <w:spacing w:after="0" w:line="312" w:lineRule="auto"/>
-              <w:jc w:val="left"/>
+              <w:jc w:val="center"/>
             </w:pPr>
             <w:r/>
             <w:r>
@@ -1259,7 +1259,7 @@
           <w:p>
             <w:pPr>
               <w:spacing w:after="0" w:line="312" w:lineRule="auto"/>
-              <w:jc w:val="left"/>
+              <w:jc w:val="center"/>
             </w:pPr>
             <w:r/>
             <w:r>
@@ -1285,7 +1285,7 @@
           <w:p>
             <w:pPr>
               <w:spacing w:after="0" w:line="312" w:lineRule="auto"/>
-              <w:jc w:val="left"/>
+              <w:jc w:val="center"/>
             </w:pPr>
             <w:r/>
             <w:r>
@@ -1311,7 +1311,7 @@
           <w:p>
             <w:pPr>
               <w:spacing w:after="0" w:line="312" w:lineRule="auto"/>
-              <w:jc w:val="left"/>
+              <w:jc w:val="center"/>
             </w:pPr>
             <w:r/>
             <w:r>
@@ -1326,7 +1326,7 @@
       </w:tr>
       <w:tr>
         <w:trPr>
-          <w:trHeight w:val="385" w:hRule="atLeast"/>
+          <w:trHeight w:val="453" w:hRule="atLeast"/>
         </w:trPr>
         <w:tc>
           <w:tcPr>
@@ -1342,7 +1342,7 @@
           <w:p>
             <w:pPr>
               <w:spacing w:after="0" w:line="312" w:lineRule="auto"/>
-              <w:jc w:val="left"/>
+              <w:jc w:val="center"/>
             </w:pPr>
             <w:r/>
             <w:r>
@@ -1368,7 +1368,7 @@
           <w:p>
             <w:pPr>
               <w:spacing w:after="0" w:line="312" w:lineRule="auto"/>
-              <w:jc w:val="left"/>
+              <w:jc w:val="center"/>
             </w:pPr>
             <w:r/>
             <w:r>
@@ -1394,7 +1394,7 @@
           <w:p>
             <w:pPr>
               <w:spacing w:after="0" w:line="312" w:lineRule="auto"/>
-              <w:jc w:val="left"/>
+              <w:jc w:val="center"/>
             </w:pPr>
             <w:r/>
             <w:r>
@@ -1420,7 +1420,7 @@
           <w:p>
             <w:pPr>
               <w:spacing w:after="0" w:line="312" w:lineRule="auto"/>
-              <w:jc w:val="left"/>
+              <w:jc w:val="center"/>
             </w:pPr>
             <w:r/>
             <w:r>
@@ -1446,7 +1446,7 @@
           <w:p>
             <w:pPr>
               <w:spacing w:after="0" w:line="312" w:lineRule="auto"/>
-              <w:jc w:val="left"/>
+              <w:jc w:val="center"/>
             </w:pPr>
             <w:r/>
             <w:r>
@@ -1472,7 +1472,7 @@
           <w:p>
             <w:pPr>
               <w:spacing w:after="0" w:line="312" w:lineRule="auto"/>
-              <w:jc w:val="left"/>
+              <w:jc w:val="center"/>
             </w:pPr>
             <w:r/>
             <w:r>
@@ -1498,7 +1498,7 @@
           <w:p>
             <w:pPr>
               <w:spacing w:after="0" w:line="312" w:lineRule="auto"/>
-              <w:jc w:val="left"/>
+              <w:jc w:val="center"/>
             </w:pPr>
             <w:r/>
             <w:r>
@@ -1524,7 +1524,7 @@
           <w:p>
             <w:pPr>
               <w:spacing w:after="0" w:line="312" w:lineRule="auto"/>
-              <w:jc w:val="left"/>
+              <w:jc w:val="center"/>
             </w:pPr>
             <w:r/>
             <w:r>
@@ -1540,7 +1540,7 @@
     </w:tbl>
     <w:p>
       <w:pPr>
-        <w:spacing w:after="34" w:before="0" w:line="312" w:lineRule="auto"/>
+        <w:spacing w:after="40" w:before="0" w:line="312" w:lineRule="auto"/>
         <w:jc w:val="left"/>
       </w:pPr>
       <w:r>
@@ -1553,7 +1553,7 @@
     </w:p>
     <w:p>
       <w:pPr>
-        <w:spacing w:after="34" w:before="68" w:line="312" w:lineRule="auto"/>
+        <w:spacing w:after="40" w:before="80" w:line="312" w:lineRule="auto"/>
         <w:jc w:val="left"/>
         <w:pBdr>
           <w:bottom w:val="single" w:sz="6" w:space="2" w:color="C9D2DD"/>
@@ -1595,7 +1595,7 @@
       </w:tblGrid>
       <w:tr>
         <w:trPr>
-          <w:trHeight w:val="337" w:hRule="atLeast"/>
+          <w:trHeight w:val="396" w:hRule="atLeast"/>
         </w:trPr>
         <w:tc>
           <w:tcPr>
@@ -1745,7 +1745,7 @@
       </w:tr>
       <w:tr>
         <w:trPr>
-          <w:trHeight w:val="337" w:hRule="atLeast"/>
+          <w:trHeight w:val="396" w:hRule="atLeast"/>
         </w:trPr>
         <w:tc>
           <w:tcPr>
@@ -1761,7 +1761,7 @@
           <w:p>
             <w:pPr>
               <w:spacing w:after="0" w:line="312" w:lineRule="auto"/>
-              <w:jc w:val="left"/>
+              <w:jc w:val="center"/>
             </w:pPr>
             <w:r/>
             <w:r>
@@ -1787,7 +1787,7 @@
           <w:p>
             <w:pPr>
               <w:spacing w:after="0" w:line="312" w:lineRule="auto"/>
-              <w:jc w:val="left"/>
+              <w:jc w:val="center"/>
             </w:pPr>
             <w:r/>
             <w:r>
@@ -1813,7 +1813,7 @@
           <w:p>
             <w:pPr>
               <w:spacing w:after="0" w:line="312" w:lineRule="auto"/>
-              <w:jc w:val="left"/>
+              <w:jc w:val="center"/>
             </w:pPr>
             <w:r/>
             <w:r>
@@ -1839,7 +1839,7 @@
           <w:p>
             <w:pPr>
               <w:spacing w:after="0" w:line="312" w:lineRule="auto"/>
-              <w:jc w:val="left"/>
+              <w:jc w:val="center"/>
             </w:pPr>
             <w:r/>
             <w:r>
@@ -1865,7 +1865,7 @@
           <w:p>
             <w:pPr>
               <w:spacing w:after="0" w:line="312" w:lineRule="auto"/>
-              <w:jc w:val="left"/>
+              <w:jc w:val="center"/>
             </w:pPr>
             <w:r/>
             <w:r>
@@ -1880,7 +1880,7 @@
       </w:tr>
       <w:tr>
         <w:trPr>
-          <w:trHeight w:val="337" w:hRule="atLeast"/>
+          <w:trHeight w:val="396" w:hRule="atLeast"/>
         </w:trPr>
         <w:tc>
           <w:tcPr>
@@ -1896,7 +1896,7 @@
           <w:p>
             <w:pPr>
               <w:spacing w:after="0" w:line="312" w:lineRule="auto"/>
-              <w:jc w:val="left"/>
+              <w:jc w:val="center"/>
             </w:pPr>
             <w:r/>
             <w:r>
@@ -1922,7 +1922,7 @@
           <w:p>
             <w:pPr>
               <w:spacing w:after="0" w:line="312" w:lineRule="auto"/>
-              <w:jc w:val="left"/>
+              <w:jc w:val="center"/>
             </w:pPr>
             <w:r/>
             <w:r>
@@ -1948,7 +1948,7 @@
           <w:p>
             <w:pPr>
               <w:spacing w:after="0" w:line="312" w:lineRule="auto"/>
-              <w:jc w:val="left"/>
+              <w:jc w:val="center"/>
             </w:pPr>
             <w:r/>
             <w:r>
@@ -1974,7 +1974,7 @@
           <w:p>
             <w:pPr>
               <w:spacing w:after="0" w:line="312" w:lineRule="auto"/>
-              <w:jc w:val="left"/>
+              <w:jc w:val="center"/>
             </w:pPr>
             <w:r/>
             <w:r>
@@ -2000,7 +2000,7 @@
           <w:p>
             <w:pPr>
               <w:spacing w:after="0" w:line="312" w:lineRule="auto"/>
-              <w:jc w:val="left"/>
+              <w:jc w:val="center"/>
             </w:pPr>
             <w:r/>
             <w:r>
@@ -2015,7 +2015,7 @@
       </w:tr>
       <w:tr>
         <w:trPr>
-          <w:trHeight w:val="337" w:hRule="atLeast"/>
+          <w:trHeight w:val="396" w:hRule="atLeast"/>
         </w:trPr>
         <w:tc>
           <w:tcPr>
@@ -2031,7 +2031,7 @@
           <w:p>
             <w:pPr>
               <w:spacing w:after="0" w:line="312" w:lineRule="auto"/>
-              <w:jc w:val="left"/>
+              <w:jc w:val="center"/>
             </w:pPr>
             <w:r/>
             <w:r>
@@ -2057,7 +2057,7 @@
           <w:p>
             <w:pPr>
               <w:spacing w:after="0" w:line="312" w:lineRule="auto"/>
-              <w:jc w:val="left"/>
+              <w:jc w:val="center"/>
             </w:pPr>
             <w:r/>
             <w:r>
@@ -2083,7 +2083,7 @@
           <w:p>
             <w:pPr>
               <w:spacing w:after="0" w:line="312" w:lineRule="auto"/>
-              <w:jc w:val="left"/>
+              <w:jc w:val="center"/>
             </w:pPr>
             <w:r/>
             <w:r>
@@ -2109,7 +2109,7 @@
           <w:p>
             <w:pPr>
               <w:spacing w:after="0" w:line="312" w:lineRule="auto"/>
-              <w:jc w:val="left"/>
+              <w:jc w:val="center"/>
             </w:pPr>
             <w:r/>
             <w:r>
@@ -2135,7 +2135,7 @@
           <w:p>
             <w:pPr>
               <w:spacing w:after="0" w:line="312" w:lineRule="auto"/>
-              <w:jc w:val="left"/>
+              <w:jc w:val="center"/>
             </w:pPr>
             <w:r/>
             <w:r>
@@ -2150,7 +2150,7 @@
       </w:tr>
       <w:tr>
         <w:trPr>
-          <w:trHeight w:val="337" w:hRule="atLeast"/>
+          <w:trHeight w:val="396" w:hRule="atLeast"/>
         </w:trPr>
         <w:tc>
           <w:tcPr>
@@ -2166,7 +2166,7 @@
           <w:p>
             <w:pPr>
               <w:spacing w:after="0" w:line="312" w:lineRule="auto"/>
-              <w:jc w:val="left"/>
+              <w:jc w:val="center"/>
             </w:pPr>
             <w:r/>
             <w:r>
@@ -2192,7 +2192,7 @@
           <w:p>
             <w:pPr>
               <w:spacing w:after="0" w:line="312" w:lineRule="auto"/>
-              <w:jc w:val="left"/>
+              <w:jc w:val="center"/>
             </w:pPr>
             <w:r/>
             <w:r>
@@ -2218,7 +2218,7 @@
           <w:p>
             <w:pPr>
               <w:spacing w:after="0" w:line="312" w:lineRule="auto"/>
-              <w:jc w:val="left"/>
+              <w:jc w:val="center"/>
             </w:pPr>
             <w:r/>
             <w:r>
@@ -2244,7 +2244,7 @@
           <w:p>
             <w:pPr>
               <w:spacing w:after="0" w:line="312" w:lineRule="auto"/>
-              <w:jc w:val="left"/>
+              <w:jc w:val="center"/>
             </w:pPr>
             <w:r/>
             <w:r>
@@ -2270,7 +2270,7 @@
           <w:p>
             <w:pPr>
               <w:spacing w:after="0" w:line="312" w:lineRule="auto"/>
-              <w:jc w:val="left"/>
+              <w:jc w:val="center"/>
             </w:pPr>
             <w:r/>
             <w:r>
@@ -2286,7 +2286,7 @@
     </w:tbl>
     <w:p>
       <w:pPr>
-        <w:spacing w:after="34" w:before="0" w:line="312" w:lineRule="auto"/>
+        <w:spacing w:after="40" w:before="0" w:line="312" w:lineRule="auto"/>
         <w:jc w:val="left"/>
       </w:pPr>
       <w:r>
@@ -2299,7 +2299,7 @@
     </w:p>
     <w:p>
       <w:pPr>
-        <w:spacing w:after="34" w:before="68" w:line="312" w:lineRule="auto"/>
+        <w:spacing w:after="40" w:before="80" w:line="312" w:lineRule="auto"/>
         <w:jc w:val="left"/>
         <w:pBdr>
           <w:bottom w:val="single" w:sz="6" w:space="2" w:color="C9D2DD"/>
@@ -2339,7 +2339,7 @@
       </w:tblGrid>
       <w:tr>
         <w:trPr>
-          <w:trHeight w:val="385" w:hRule="atLeast"/>
+          <w:trHeight w:val="453" w:hRule="atLeast"/>
         </w:trPr>
         <w:tc>
           <w:tcPr>
@@ -2431,7 +2431,7 @@
       </w:tr>
       <w:tr>
         <w:trPr>
-          <w:trHeight w:val="385" w:hRule="atLeast"/>
+          <w:trHeight w:val="453" w:hRule="atLeast"/>
         </w:trPr>
         <w:tc>
           <w:tcPr>
@@ -2447,7 +2447,7 @@
           <w:p>
             <w:pPr>
               <w:spacing w:after="0" w:line="312" w:lineRule="auto"/>
-              <w:jc w:val="left"/>
+              <w:jc w:val="center"/>
             </w:pPr>
             <w:r/>
             <w:r>
@@ -2473,7 +2473,7 @@
           <w:p>
             <w:pPr>
               <w:spacing w:after="0" w:line="312" w:lineRule="auto"/>
-              <w:jc w:val="left"/>
+              <w:jc w:val="center"/>
             </w:pPr>
             <w:r/>
             <w:r>
@@ -2499,7 +2499,7 @@
           <w:p>
             <w:pPr>
               <w:spacing w:after="0" w:line="312" w:lineRule="auto"/>
-              <w:jc w:val="left"/>
+              <w:jc w:val="center"/>
             </w:pPr>
             <w:r/>
             <w:r>
@@ -2514,7 +2514,7 @@
       </w:tr>
       <w:tr>
         <w:trPr>
-          <w:trHeight w:val="385" w:hRule="atLeast"/>
+          <w:trHeight w:val="453" w:hRule="atLeast"/>
         </w:trPr>
         <w:tc>
           <w:tcPr>
@@ -2530,7 +2530,7 @@
           <w:p>
             <w:pPr>
               <w:spacing w:after="0" w:line="312" w:lineRule="auto"/>
-              <w:jc w:val="left"/>
+              <w:jc w:val="center"/>
             </w:pPr>
             <w:r/>
             <w:r>
@@ -2556,7 +2556,7 @@
           <w:p>
             <w:pPr>
               <w:spacing w:after="0" w:line="312" w:lineRule="auto"/>
-              <w:jc w:val="left"/>
+              <w:jc w:val="center"/>
             </w:pPr>
             <w:r/>
             <w:r>
@@ -2582,7 +2582,7 @@
           <w:p>
             <w:pPr>
               <w:spacing w:after="0" w:line="312" w:lineRule="auto"/>
-              <w:jc w:val="left"/>
+              <w:jc w:val="center"/>
             </w:pPr>
             <w:r/>
             <w:r>
@@ -2597,7 +2597,7 @@
       </w:tr>
       <w:tr>
         <w:trPr>
-          <w:trHeight w:val="385" w:hRule="atLeast"/>
+          <w:trHeight w:val="453" w:hRule="atLeast"/>
         </w:trPr>
         <w:tc>
           <w:tcPr>
@@ -2613,7 +2613,7 @@
           <w:p>
             <w:pPr>
               <w:spacing w:after="0" w:line="312" w:lineRule="auto"/>
-              <w:jc w:val="left"/>
+              <w:jc w:val="center"/>
             </w:pPr>
             <w:r/>
             <w:r>
@@ -2639,7 +2639,7 @@
           <w:p>
             <w:pPr>
               <w:spacing w:after="0" w:line="312" w:lineRule="auto"/>
-              <w:jc w:val="left"/>
+              <w:jc w:val="center"/>
             </w:pPr>
             <w:r/>
             <w:r>
@@ -2665,7 +2665,7 @@
           <w:p>
             <w:pPr>
               <w:spacing w:after="0" w:line="312" w:lineRule="auto"/>
-              <w:jc w:val="left"/>
+              <w:jc w:val="center"/>
             </w:pPr>
             <w:r/>
             <w:r>
@@ -2680,7 +2680,7 @@
       </w:tr>
       <w:tr>
         <w:trPr>
-          <w:trHeight w:val="385" w:hRule="atLeast"/>
+          <w:trHeight w:val="453" w:hRule="atLeast"/>
         </w:trPr>
         <w:tc>
           <w:tcPr>
@@ -2696,7 +2696,7 @@
           <w:p>
             <w:pPr>
               <w:spacing w:after="0" w:line="312" w:lineRule="auto"/>
-              <w:jc w:val="left"/>
+              <w:jc w:val="center"/>
             </w:pPr>
             <w:r/>
             <w:r>
@@ -2722,7 +2722,7 @@
           <w:p>
             <w:pPr>
               <w:spacing w:after="0" w:line="312" w:lineRule="auto"/>
-              <w:jc w:val="left"/>
+              <w:jc w:val="center"/>
             </w:pPr>
             <w:r/>
             <w:r>
@@ -2748,7 +2748,7 @@
           <w:p>
             <w:pPr>
               <w:spacing w:after="0" w:line="312" w:lineRule="auto"/>
-              <w:jc w:val="left"/>
+              <w:jc w:val="center"/>
             </w:pPr>
             <w:r/>
             <w:r>
@@ -2763,7 +2763,7 @@
       </w:tr>
       <w:tr>
         <w:trPr>
-          <w:trHeight w:val="385" w:hRule="atLeast"/>
+          <w:trHeight w:val="453" w:hRule="atLeast"/>
         </w:trPr>
         <w:tc>
           <w:tcPr>
@@ -2779,7 +2779,7 @@
           <w:p>
             <w:pPr>
               <w:spacing w:after="0" w:line="312" w:lineRule="auto"/>
-              <w:jc w:val="left"/>
+              <w:jc w:val="center"/>
             </w:pPr>
             <w:r/>
             <w:r>
@@ -2805,7 +2805,7 @@
           <w:p>
             <w:pPr>
               <w:spacing w:after="0" w:line="312" w:lineRule="auto"/>
-              <w:jc w:val="left"/>
+              <w:jc w:val="center"/>
             </w:pPr>
             <w:r/>
             <w:r>
@@ -2831,7 +2831,7 @@
           <w:p>
             <w:pPr>
               <w:spacing w:after="0" w:line="312" w:lineRule="auto"/>
-              <w:jc w:val="left"/>
+              <w:jc w:val="center"/>
             </w:pPr>
             <w:r/>
             <w:r>
@@ -2847,7 +2847,7 @@
     </w:tbl>
     <w:p>
       <w:pPr>
-        <w:spacing w:after="34" w:before="0" w:line="312" w:lineRule="auto"/>
+        <w:spacing w:after="40" w:before="0" w:line="312" w:lineRule="auto"/>
         <w:jc w:val="left"/>
       </w:pPr>
       <w:r>
@@ -2860,7 +2860,7 @@
     </w:p>
     <w:p>
       <w:pPr>
-        <w:spacing w:after="34" w:before="0" w:line="312" w:lineRule="auto"/>
+        <w:spacing w:after="40" w:before="0" w:line="312" w:lineRule="auto"/>
         <w:jc w:val="left"/>
       </w:pPr>
       <w:r>
@@ -2886,7 +2886,7 @@
       </w:tblGrid>
       <w:tr>
         <w:trPr>
-          <w:trHeight w:val="867" w:hRule="atLeast"/>
+          <w:trHeight w:val="1020" w:hRule="atLeast"/>
         </w:trPr>
         <w:tc>
           <w:tcPr>
@@ -2909,7 +2909,7 @@
               <w:rPr>
                 <w:rFonts w:ascii="Malgun Gothic" w:hAnsi="Malgun Gothic" w:eastAsia="Malgun Gothic" w:cs="Malgun Gothic"/>
                 <w:b w:val="0"/>
-                <w:sz w:val="20"/>
+                <w:sz w:val="19"/>
               </w:rPr>
             </w:r>
           </w:p>
@@ -2918,7 +2918,7 @@
     </w:tbl>
     <w:p>
       <w:pPr>
-        <w:spacing w:after="34" w:before="0" w:line="312" w:lineRule="auto"/>
+        <w:spacing w:after="40" w:before="0" w:line="312" w:lineRule="auto"/>
         <w:jc w:val="left"/>
       </w:pPr>
       <w:r>
@@ -2931,7 +2931,7 @@
     </w:p>
     <w:p>
       <w:pPr>
-        <w:spacing w:after="68" w:before="68" w:line="312" w:lineRule="auto"/>
+        <w:spacing w:after="80" w:before="80" w:line="312" w:lineRule="auto"/>
         <w:jc w:val="center"/>
       </w:pPr>
       <w:r>
@@ -2945,7 +2945,7 @@
     </w:p>
     <w:p>
       <w:pPr>
-        <w:spacing w:after="68" w:before="0" w:line="312" w:lineRule="auto"/>
+        <w:spacing w:after="80" w:before="0" w:line="312" w:lineRule="auto"/>
         <w:jc w:val="right"/>
       </w:pPr>
       <w:r>
@@ -2959,7 +2959,7 @@
     </w:p>
     <w:p>
       <w:pPr>
-        <w:spacing w:after="0" w:before="51" w:line="312" w:lineRule="auto"/>
+        <w:spacing w:after="0" w:before="60" w:line="312" w:lineRule="auto"/>
         <w:jc w:val="left"/>
       </w:pPr>
       <w:r>
